--- a/data/revised_2026-10_full/tracked/v2/Chemistry/SS1.1_Introduction_to_Chemistry/Chemistry_Introduction_to_Chemistry_FinalExplanation_TRACKED.docx
+++ b/data/revised_2026-10_full/tracked/v2/Chemistry/SS1.1_Introduction_to_Chemistry/Chemistry_Introduction_to_Chemistry_FinalExplanation_TRACKED.docx
@@ -1059,7 +1059,7 @@
                     <w:spacing w:after="40" w:before="0"/>
                     <w:jc w:val="left"/>
                   </w:pPr>
-                  <w:del w:id="9001" w:author="Claude (AI) - proposed" w:date="2026-10-15T03:00:48Z">
+                  <w:del w:id="9001" w:author="Claude (AI) - proposed" w:date="2026-10-18T00:26:29Z">
                     <w:r>
                       <w:rPr>
                         <w:rFonts w:ascii="Arial" w:cs="Arial" w:eastAsia="Arial" w:hAnsi="Arial"/>
@@ -1074,7 +1074,7 @@
                       <w:delText xml:space="preserve">glow orange-red, turn dull blackish</w:delText>
                     </w:r>
                   </w:del>
-                  <w:ins w:id="9002" w:author="Claude (AI) - proposed" w:date="2026-10-15T03:00:48Z">
+                  <w:ins w:id="9002" w:author="Claude (AI) - proposed" w:date="2026-10-18T00:26:29Z">
                     <w:r>
                       <w:rPr>
                         <w:rFonts w:ascii="Arial" w:cs="Arial" w:eastAsia="Arial" w:hAnsi="Arial"/>
@@ -1406,7 +1406,7 @@
               </w:rPr>
               <w:t xml:space="preserve">Mixture M was 3 g iron filings + 3 g sand + 3 g salt, a total of 9 g</w:t>
             </w:r>
-            <w:del w:id="9003" w:author="Claude (AI) - proposed" w:date="2026-10-15T03:00:48Z">
+            <w:del w:id="9003" w:author="Claude (AI) - proposed" w:date="2026-10-18T00:26:29Z">
               <w:r>
                 <w:rPr>
                   <w:rFonts w:ascii="Arial" w:cs="Arial" w:eastAsia="Arial" w:hAnsi="Arial"/>
@@ -1421,7 +1421,7 @@
                 <w:delText xml:space="preserve">, in water</w:delText>
               </w:r>
             </w:del>
-            <w:ins w:id="9004" w:author="Claude (AI) - proposed" w:date="2026-10-15T03:00:48Z">
+            <w:ins w:id="9004" w:author="Claude (AI) - proposed" w:date="2026-10-18T00:26:29Z">
               <w:r>
                 <w:rPr>
                   <w:rFonts w:ascii="Arial" w:cs="Arial" w:eastAsia="Arial" w:hAnsi="Arial"/>
@@ -1449,7 +1449,7 @@
               </w:rPr>
               <w:t xml:space="preserve">. Group 1 separated it in three steps</w:t>
             </w:r>
-            <w:ins w:id="9005" w:author="Claude (AI) - proposed" w:date="2026-10-15T03:00:48Z">
+            <w:ins w:id="9005" w:author="Claude (AI) - proposed" w:date="2026-10-18T00:26:29Z">
               <w:r>
                 <w:rPr>
                   <w:rFonts w:ascii="Arial" w:cs="Arial" w:eastAsia="Arial" w:hAnsi="Arial"/>
@@ -1783,7 +1783,7 @@
               </w:rPr>
               <w:t xml:space="preserve">Wanjiru asked why the antacid and paracetamol work differently. (a) Using what you saw in the vinegar test, explain how F antacid tablet relieves heartburn and how G paracetamol tablet is different. (b) The adult paracetamol label says 1 to 2 tablets of 500 mg every 4 to 6 hours. Calculate the maximum number of milligrams and grams allowed in 24 hours if the maximum is 8 tablets, and say what can happen if more is taken. (c) Otieno's customer wanted to give an adult dose to a small child. What advice would you give, and which items on a label help a buyer to be safe?</w:t>
             </w:r>
-            <w:ins w:id="9006" w:author="Claude (AI) - proposed" w:date="2026-10-15T03:00:48Z">
+            <w:ins w:id="9006" w:author="Claude (AI) - proposed" w:date="2026-10-18T00:26:29Z">
               <w:r>
                 <w:rPr>
                   <w:rFonts w:ascii="Arial" w:cs="Arial" w:eastAsia="Arial" w:hAnsi="Arial"/>
@@ -2222,7 +2222,7 @@
               <w:spacing w:after="40" w:before="0"/>
               <w:jc w:val="left"/>
             </w:pPr>
-            <w:del w:id="9007" w:author="Claude (AI) - proposed" w:date="2026-10-15T03:00:48Z">
+            <w:del w:id="9007" w:author="Claude (AI) - proposed" w:date="2026-10-18T00:26:29Z">
               <w:r>
                 <w:rPr>
                   <w:rFonts w:ascii="Arial" w:cs="Arial" w:eastAsia="Arial" w:hAnsi="Arial"/>
@@ -2237,7 +2237,7 @@
                 <w:delText xml:space="preserve">Uses</w:delText>
               </w:r>
             </w:del>
-            <w:ins w:id="9008" w:author="Claude (AI) - proposed" w:date="2026-10-15T03:00:48Z">
+            <w:ins w:id="9008" w:author="Claude (AI) - proposed" w:date="2026-10-18T00:26:29Z">
               <w:r>
                 <w:rPr>
                   <w:rFonts w:ascii="Arial" w:cs="Arial" w:eastAsia="Arial" w:hAnsi="Arial"/>
@@ -2285,7 +2285,7 @@
               <w:spacing w:after="40" w:before="0"/>
               <w:jc w:val="left"/>
             </w:pPr>
-            <w:del w:id="9009" w:author="Claude (AI) - proposed" w:date="2026-10-15T03:00:48Z">
+            <w:del w:id="9009" w:author="Claude (AI) - proposed" w:date="2026-10-18T00:26:29Z">
               <w:r>
                 <w:rPr>
                   <w:rFonts w:ascii="Arial" w:cs="Arial" w:eastAsia="Arial" w:hAnsi="Arial"/>
@@ -2300,7 +2300,7 @@
                 <w:delText xml:space="preserve">Uses</w:delText>
               </w:r>
             </w:del>
-            <w:ins w:id="9010" w:author="Claude (AI) - proposed" w:date="2026-10-15T03:00:48Z">
+            <w:ins w:id="9010" w:author="Claude (AI) - proposed" w:date="2026-10-18T00:26:29Z">
               <w:r>
                 <w:rPr>
                   <w:rFonts w:ascii="Arial" w:cs="Arial" w:eastAsia="Arial" w:hAnsi="Arial"/>
@@ -2348,7 +2348,7 @@
               <w:spacing w:after="40" w:before="0"/>
               <w:jc w:val="left"/>
             </w:pPr>
-            <w:del w:id="9011" w:author="Claude (AI) - proposed" w:date="2026-10-15T03:00:48Z">
+            <w:del w:id="9011" w:author="Claude (AI) - proposed" w:date="2026-10-18T00:26:29Z">
               <w:r>
                 <w:rPr>
                   <w:rFonts w:ascii="Arial" w:cs="Arial" w:eastAsia="Arial" w:hAnsi="Arial"/>
@@ -2363,7 +2363,7 @@
                 <w:delText xml:space="preserve">Gives</w:delText>
               </w:r>
             </w:del>
-            <w:ins w:id="9012" w:author="Claude (AI) - proposed" w:date="2026-10-15T03:00:48Z">
+            <w:ins w:id="9012" w:author="Claude (AI) - proposed" w:date="2026-10-18T00:26:29Z">
               <w:r>
                 <w:rPr>
                   <w:rFonts w:ascii="Arial" w:cs="Arial" w:eastAsia="Arial" w:hAnsi="Arial"/>
@@ -2446,7 +2446,7 @@
               <w:spacing w:after="40" w:before="0"/>
               <w:jc w:val="left"/>
             </w:pPr>
-            <w:del w:id="9013" w:author="Claude (AI) - proposed" w:date="2026-10-15T03:00:48Z">
+            <w:del w:id="9013" w:author="Claude (AI) - proposed" w:date="2026-10-18T00:26:29Z">
               <w:r>
                 <w:rPr>
                   <w:rFonts w:ascii="Arial" w:cs="Arial" w:eastAsia="Arial" w:hAnsi="Arial"/>
@@ -2461,7 +2461,7 @@
                 <w:delText xml:space="preserve">Clearly</w:delText>
               </w:r>
             </w:del>
-            <w:ins w:id="9014" w:author="Claude (AI) - proposed" w:date="2026-10-15T03:00:48Z">
+            <w:ins w:id="9014" w:author="Claude (AI) - proposed" w:date="2026-10-18T00:26:29Z">
               <w:r>
                 <w:rPr>
                   <w:rFonts w:ascii="Arial" w:cs="Arial" w:eastAsia="Arial" w:hAnsi="Arial"/>
@@ -2509,7 +2509,7 @@
               <w:spacing w:after="40" w:before="0"/>
               <w:jc w:val="left"/>
             </w:pPr>
-            <w:del w:id="9015" w:author="Claude (AI) - proposed" w:date="2026-10-15T03:00:48Z">
+            <w:del w:id="9015" w:author="Claude (AI) - proposed" w:date="2026-10-18T00:26:29Z">
               <w:r>
                 <w:rPr>
                   <w:rFonts w:ascii="Arial" w:cs="Arial" w:eastAsia="Arial" w:hAnsi="Arial"/>
@@ -2524,7 +2524,7 @@
                 <w:delText xml:space="preserve">Names</w:delText>
               </w:r>
             </w:del>
-            <w:ins w:id="9016" w:author="Claude (AI) - proposed" w:date="2026-10-15T03:00:48Z">
+            <w:ins w:id="9016" w:author="Claude (AI) - proposed" w:date="2026-10-18T00:26:29Z">
               <w:r>
                 <w:rPr>
                   <w:rFonts w:ascii="Arial" w:cs="Arial" w:eastAsia="Arial" w:hAnsi="Arial"/>
@@ -2572,7 +2572,7 @@
               <w:spacing w:after="40" w:before="0"/>
               <w:jc w:val="left"/>
             </w:pPr>
-            <w:del w:id="9017" w:author="Claude (AI) - proposed" w:date="2026-10-15T03:00:48Z">
+            <w:del w:id="9017" w:author="Claude (AI) - proposed" w:date="2026-10-18T00:26:29Z">
               <w:r>
                 <w:rPr>
                   <w:rFonts w:ascii="Arial" w:cs="Arial" w:eastAsia="Arial" w:hAnsi="Arial"/>
@@ -2587,7 +2587,7 @@
                 <w:delText xml:space="preserve">Confuses</w:delText>
               </w:r>
             </w:del>
-            <w:ins w:id="9018" w:author="Claude (AI) - proposed" w:date="2026-10-15T03:00:48Z">
+            <w:ins w:id="9018" w:author="Claude (AI) - proposed" w:date="2026-10-18T00:26:29Z">
               <w:r>
                 <w:rPr>
                   <w:rFonts w:ascii="Arial" w:cs="Arial" w:eastAsia="Arial" w:hAnsi="Arial"/>
@@ -2670,7 +2670,7 @@
               <w:spacing w:after="40" w:before="0"/>
               <w:jc w:val="left"/>
             </w:pPr>
-            <w:del w:id="9019" w:author="Claude (AI) - proposed" w:date="2026-10-15T03:00:48Z">
+            <w:del w:id="9019" w:author="Claude (AI) - proposed" w:date="2026-10-18T00:26:29Z">
               <w:r>
                 <w:rPr>
                   <w:rFonts w:ascii="Arial" w:cs="Arial" w:eastAsia="Arial" w:hAnsi="Arial"/>
@@ -2685,7 +2685,7 @@
                 <w:delText xml:space="preserve">Correctly</w:delText>
               </w:r>
             </w:del>
-            <w:ins w:id="9020" w:author="Claude (AI) - proposed" w:date="2026-10-15T03:00:48Z">
+            <w:ins w:id="9020" w:author="Claude (AI) - proposed" w:date="2026-10-18T00:26:29Z">
               <w:r>
                 <w:rPr>
                   <w:rFonts w:ascii="Arial" w:cs="Arial" w:eastAsia="Arial" w:hAnsi="Arial"/>
@@ -2733,7 +2733,7 @@
               <w:spacing w:after="40" w:before="0"/>
               <w:jc w:val="left"/>
             </w:pPr>
-            <w:del w:id="9021" w:author="Claude (AI) - proposed" w:date="2026-10-15T03:00:48Z">
+            <w:del w:id="9021" w:author="Claude (AI) - proposed" w:date="2026-10-18T00:26:29Z">
               <w:r>
                 <w:rPr>
                   <w:rFonts w:ascii="Arial" w:cs="Arial" w:eastAsia="Arial" w:hAnsi="Arial"/>
@@ -2748,7 +2748,7 @@
                 <w:delText xml:space="preserve">Gives</w:delText>
               </w:r>
             </w:del>
-            <w:ins w:id="9022" w:author="Claude (AI) - proposed" w:date="2026-10-15T03:00:48Z">
+            <w:ins w:id="9022" w:author="Claude (AI) - proposed" w:date="2026-10-18T00:26:29Z">
               <w:r>
                 <w:rPr>
                   <w:rFonts w:ascii="Arial" w:cs="Arial" w:eastAsia="Arial" w:hAnsi="Arial"/>
@@ -2796,7 +2796,7 @@
               <w:spacing w:after="40" w:before="0"/>
               <w:jc w:val="left"/>
             </w:pPr>
-            <w:del w:id="9023" w:author="Claude (AI) - proposed" w:date="2026-10-15T03:00:48Z">
+            <w:del w:id="9023" w:author="Claude (AI) - proposed" w:date="2026-10-18T00:26:29Z">
               <w:r>
                 <w:rPr>
                   <w:rFonts w:ascii="Arial" w:cs="Arial" w:eastAsia="Arial" w:hAnsi="Arial"/>
@@ -2811,7 +2811,7 @@
                 <w:delText xml:space="preserve">Definitions</w:delText>
               </w:r>
             </w:del>
-            <w:ins w:id="9024" w:author="Claude (AI) - proposed" w:date="2026-10-15T03:00:48Z">
+            <w:ins w:id="9024" w:author="Claude (AI) - proposed" w:date="2026-10-18T00:26:29Z">
               <w:r>
                 <w:rPr>
                   <w:rFonts w:ascii="Arial" w:cs="Arial" w:eastAsia="Arial" w:hAnsi="Arial"/>
@@ -2894,7 +2894,7 @@
               <w:spacing w:after="40" w:before="0"/>
               <w:jc w:val="left"/>
             </w:pPr>
-            <w:del w:id="9025" w:author="Claude (AI) - proposed" w:date="2026-10-15T03:00:48Z">
+            <w:del w:id="9025" w:author="Claude (AI) - proposed" w:date="2026-10-18T00:26:29Z">
               <w:r>
                 <w:rPr>
                   <w:rFonts w:ascii="Arial" w:cs="Arial" w:eastAsia="Arial" w:hAnsi="Arial"/>
@@ -2909,7 +2909,7 @@
                 <w:delText xml:space="preserve">Explains</w:delText>
               </w:r>
             </w:del>
-            <w:ins w:id="9026" w:author="Claude (AI) - proposed" w:date="2026-10-15T03:00:48Z">
+            <w:ins w:id="9026" w:author="Claude (AI) - proposed" w:date="2026-10-18T00:26:29Z">
               <w:r>
                 <w:rPr>
                   <w:rFonts w:ascii="Arial" w:cs="Arial" w:eastAsia="Arial" w:hAnsi="Arial"/>
@@ -2957,7 +2957,7 @@
               <w:spacing w:after="40" w:before="0"/>
               <w:jc w:val="left"/>
             </w:pPr>
-            <w:del w:id="9027" w:author="Claude (AI) - proposed" w:date="2026-10-15T03:00:48Z">
+            <w:del w:id="9027" w:author="Claude (AI) - proposed" w:date="2026-10-18T00:26:29Z">
               <w:r>
                 <w:rPr>
                   <w:rFonts w:ascii="Arial" w:cs="Arial" w:eastAsia="Arial" w:hAnsi="Arial"/>
@@ -2972,7 +2972,7 @@
                 <w:delText xml:space="preserve">Explains</w:delText>
               </w:r>
             </w:del>
-            <w:ins w:id="9028" w:author="Claude (AI) - proposed" w:date="2026-10-15T03:00:48Z">
+            <w:ins w:id="9028" w:author="Claude (AI) - proposed" w:date="2026-10-18T00:26:29Z">
               <w:r>
                 <w:rPr>
                   <w:rFonts w:ascii="Arial" w:cs="Arial" w:eastAsia="Arial" w:hAnsi="Arial"/>
@@ -3020,7 +3020,7 @@
               <w:spacing w:after="40" w:before="0"/>
               <w:jc w:val="left"/>
             </w:pPr>
-            <w:del w:id="9029" w:author="Claude (AI) - proposed" w:date="2026-10-15T03:00:48Z">
+            <w:del w:id="9029" w:author="Claude (AI) - proposed" w:date="2026-10-18T00:26:29Z">
               <w:r>
                 <w:rPr>
                   <w:rFonts w:ascii="Arial" w:cs="Arial" w:eastAsia="Arial" w:hAnsi="Arial"/>
@@ -3035,7 +3035,7 @@
                 <w:delText xml:space="preserve">Mixes</w:delText>
               </w:r>
             </w:del>
-            <w:ins w:id="9030" w:author="Claude (AI) - proposed" w:date="2026-10-15T03:00:48Z">
+            <w:ins w:id="9030" w:author="Claude (AI) - proposed" w:date="2026-10-18T00:26:29Z">
               <w:r>
                 <w:rPr>
                   <w:rFonts w:ascii="Arial" w:cs="Arial" w:eastAsia="Arial" w:hAnsi="Arial"/>
@@ -3118,7 +3118,7 @@
               <w:spacing w:after="40" w:before="0"/>
               <w:jc w:val="left"/>
             </w:pPr>
-            <w:del w:id="9031" w:author="Claude (AI) - proposed" w:date="2026-10-15T03:00:48Z">
+            <w:del w:id="9031" w:author="Claude (AI) - proposed" w:date="2026-10-18T00:26:29Z">
               <w:r>
                 <w:rPr>
                   <w:rFonts w:ascii="Arial" w:cs="Arial" w:eastAsia="Arial" w:hAnsi="Arial"/>
@@ -3133,7 +3133,7 @@
                 <w:delText xml:space="preserve">Gives</w:delText>
               </w:r>
             </w:del>
-            <w:ins w:id="9032" w:author="Claude (AI) - proposed" w:date="2026-10-15T03:00:48Z">
+            <w:ins w:id="9032" w:author="Claude (AI) - proposed" w:date="2026-10-18T00:26:29Z">
               <w:r>
                 <w:rPr>
                   <w:rFonts w:ascii="Arial" w:cs="Arial" w:eastAsia="Arial" w:hAnsi="Arial"/>
@@ -3181,7 +3181,7 @@
               <w:spacing w:after="40" w:before="0"/>
               <w:jc w:val="left"/>
             </w:pPr>
-            <w:del w:id="9033" w:author="Claude (AI) - proposed" w:date="2026-10-15T03:00:48Z">
+            <w:del w:id="9033" w:author="Claude (AI) - proposed" w:date="2026-10-18T00:26:29Z">
               <w:r>
                 <w:rPr>
                   <w:rFonts w:ascii="Arial" w:cs="Arial" w:eastAsia="Arial" w:hAnsi="Arial"/>
@@ -3196,7 +3196,7 @@
                 <w:delText xml:space="preserve">Answer</w:delText>
               </w:r>
             </w:del>
-            <w:ins w:id="9034" w:author="Claude (AI) - proposed" w:date="2026-10-15T03:00:48Z">
+            <w:ins w:id="9034" w:author="Claude (AI) - proposed" w:date="2026-10-18T00:26:29Z">
               <w:r>
                 <w:rPr>
                   <w:rFonts w:ascii="Arial" w:cs="Arial" w:eastAsia="Arial" w:hAnsi="Arial"/>
@@ -3244,7 +3244,7 @@
               <w:spacing w:after="40" w:before="0"/>
               <w:jc w:val="left"/>
             </w:pPr>
-            <w:del w:id="9035" w:author="Claude (AI) - proposed" w:date="2026-10-15T03:00:48Z">
+            <w:del w:id="9035" w:author="Claude (AI) - proposed" w:date="2026-10-18T00:26:29Z">
               <w:r>
                 <w:rPr>
                   <w:rFonts w:ascii="Arial" w:cs="Arial" w:eastAsia="Arial" w:hAnsi="Arial"/>
@@ -3259,7 +3259,7 @@
                 <w:delText xml:space="preserve">Answer</w:delText>
               </w:r>
             </w:del>
-            <w:ins w:id="9036" w:author="Claude (AI) - proposed" w:date="2026-10-15T03:00:48Z">
+            <w:ins w:id="9036" w:author="Claude (AI) - proposed" w:date="2026-10-18T00:26:29Z">
               <w:r>
                 <w:rPr>
                   <w:rFonts w:ascii="Arial" w:cs="Arial" w:eastAsia="Arial" w:hAnsi="Arial"/>
@@ -3409,7 +3409,7 @@
         </w:rPr>
         <w:t xml:space="preserve">© 2026 SeaVuria and ARES. This work is licensed under a </w:t>
       </w:r>
-      <w:hyperlink w:history="1" r:id="rId3zryrlsxyi9o-qbddpond">
+      <w:hyperlink w:history="1" r:id="rIdpipxqe1mqrjeeevuyedde">
         <w:r>
           <w:rPr>
             <w:rFonts w:ascii="Arial" w:cs="Arial" w:eastAsia="Arial" w:hAnsi="Arial"/>
@@ -3429,7 +3429,7 @@
         </w:rPr>
         <w:t xml:space="preserve"> (</w:t>
       </w:r>
-      <w:hyperlink w:history="1" r:id="rIdmyybf6hanacsryaqvanzr">
+      <w:hyperlink w:history="1" r:id="rIdj7b8idu-1slpqvduz72hm">
         <w:r>
           <w:rPr>
             <w:rFonts w:ascii="Arial" w:cs="Arial" w:eastAsia="Arial" w:hAnsi="Arial"/>
@@ -3449,7 +3449,7 @@
         </w:rPr>
         <w:t xml:space="preserve">). To view a copy of this license, visit </w:t>
       </w:r>
-      <w:hyperlink w:history="1" r:id="rIdewhvdd_4v04v_7ar3f3fa">
+      <w:hyperlink w:history="1" r:id="rIdso79qsfpxz-hikllzr_si">
         <w:r>
           <w:rPr>
             <w:rFonts w:ascii="Arial" w:cs="Arial" w:eastAsia="Arial" w:hAnsi="Arial"/>
